--- a/inbox/Application Aware Networking/federal-aan-governance-ownership-model.docx
+++ b/inbox/Application Aware Networking/federal-aan-governance-ownership-model.docx
@@ -2,32 +2,6 @@
 <file path=word/document.xml><?xml version="1.0" encoding="utf-8"?>
 <w:document xmlns:w="http://schemas.openxmlformats.org/wordprocessingml/2006/main" xmlns:m="http://schemas.openxmlformats.org/officeDocument/2006/math" xmlns:r="http://schemas.openxmlformats.org/officeDocument/2006/relationships" xmlns:o="urn:schemas-microsoft-com:office:office" xmlns:v="urn:schemas-microsoft-com:vml" xmlns:w10="urn:schemas-microsoft-com:office:word" xmlns:a="http://schemas.openxmlformats.org/drawingml/2006/main" xmlns:pic="http://schemas.openxmlformats.org/drawingml/2006/picture" xmlns:wp="http://schemas.openxmlformats.org/drawingml/2006/wordprocessingDrawing">
   <w:body>
-    <w:sdt>
-      <w:sdtPr>
-        <w:docPartObj>
-          <w:docPartGallery w:val="Table of Contents"/>
-          <w:docPartUnique/>
-        </w:docPartObj>
-      </w:sdtPr>
-      <w:sdtContent>
-        <w:p>
-          <w:pPr>
-            <w:pStyle w:val="TOCHeading"/>
-          </w:pPr>
-          <w:r>
-            <w:t xml:space="preserve">Table of Contents</w:t>
-          </w:r>
-        </w:p>
-        <w:p>
-          <w:r>
-            <w:fldChar w:fldCharType="begin" w:dirty="true"/>
-            <w:instrText xml:space="preserve">TOC \o "1-3" \h \z \u</w:instrText>
-            <w:fldChar w:fldCharType="separate"/>
-            <w:fldChar w:fldCharType="end"/>
-          </w:r>
-        </w:p>
-      </w:sdtContent>
-    </w:sdt>
     <w:bookmarkStart w:id="14" w:name="X695a45eebfe4c34833a02b313a7982c9cc1b1e3"/>
     <w:p>
       <w:pPr>
@@ -3697,6 +3671,128 @@
       <w:b w:val="0"/>
       <w:bCs w:val="0"/>
       <w:color w:themeColor="accent1" w:themeShade="BF" w:val="365F91"/>
+    </w:rPr>
+  </w:style>
+  <w:style w:customStyle="1" w:styleId="CalloutWarning" w:type="paragraph">
+    <w:name w:val="CalloutWarning"/>
+    <w:basedOn w:val="BodyText"/>
+    <w:pPr>
+      <w:shd w:color="auto" w:fill="FBF3E4" w:val="clear"/>
+      <w:pBdr>
+        <w:top w:color="C9D4E0" w:space="6" w:sz="4" w:val="single"/>
+        <w:left w:color="D4860B" w:space="6" w:sz="24" w:val="single"/>
+        <w:bottom w:color="C9D4E0" w:space="6" w:sz="4" w:val="single"/>
+        <w:right w:color="C9D4E0" w:space="6" w:sz="4" w:val="single"/>
+      </w:pBdr>
+      <w:spacing w:after="60" w:before="60"/>
+      <w:ind w:left="120" w:right="120"/>
+    </w:pPr>
+    <w:rPr>
+      <w:color w:val="2A2A2A"/>
+    </w:rPr>
+  </w:style>
+  <w:style w:customStyle="1" w:styleId="CalloutImportant" w:type="paragraph">
+    <w:name w:val="CalloutImportant"/>
+    <w:basedOn w:val="BodyText"/>
+    <w:pPr>
+      <w:shd w:color="auto" w:fill="EDF3F9" w:val="clear"/>
+      <w:pBdr>
+        <w:top w:color="C9D4E0" w:space="6" w:sz="4" w:val="single"/>
+        <w:left w:color="1F3A5F" w:space="6" w:sz="24" w:val="single"/>
+        <w:bottom w:color="C9D4E0" w:space="6" w:sz="4" w:val="single"/>
+        <w:right w:color="C9D4E0" w:space="6" w:sz="4" w:val="single"/>
+      </w:pBdr>
+      <w:spacing w:after="60" w:before="60"/>
+      <w:ind w:left="120" w:right="120"/>
+    </w:pPr>
+    <w:rPr>
+      <w:color w:val="2A2A2A"/>
+    </w:rPr>
+  </w:style>
+  <w:style w:customStyle="1" w:styleId="CalloutNote" w:type="paragraph">
+    <w:name w:val="CalloutNote"/>
+    <w:basedOn w:val="BodyText"/>
+    <w:pPr>
+      <w:shd w:color="auto" w:fill="F3F5F8" w:val="clear"/>
+      <w:pBdr>
+        <w:top w:color="C9D4E0" w:space="6" w:sz="4" w:val="single"/>
+        <w:left w:color="5A6B7B" w:space="6" w:sz="24" w:val="single"/>
+        <w:bottom w:color="C9D4E0" w:space="6" w:sz="4" w:val="single"/>
+        <w:right w:color="C9D4E0" w:space="6" w:sz="4" w:val="single"/>
+      </w:pBdr>
+      <w:spacing w:after="60" w:before="60"/>
+      <w:ind w:left="120" w:right="120"/>
+    </w:pPr>
+    <w:rPr>
+      <w:color w:val="2A2A2A"/>
+    </w:rPr>
+  </w:style>
+  <w:style w:customStyle="1" w:styleId="CalloutTip" w:type="paragraph">
+    <w:name w:val="CalloutTip"/>
+    <w:basedOn w:val="BodyText"/>
+    <w:pPr>
+      <w:shd w:color="auto" w:fill="E6F5F2" w:val="clear"/>
+      <w:pBdr>
+        <w:top w:color="C9D4E0" w:space="6" w:sz="4" w:val="single"/>
+        <w:left w:color="1A9E8F" w:space="6" w:sz="24" w:val="single"/>
+        <w:bottom w:color="C9D4E0" w:space="6" w:sz="4" w:val="single"/>
+        <w:right w:color="C9D4E0" w:space="6" w:sz="4" w:val="single"/>
+      </w:pBdr>
+      <w:spacing w:after="60" w:before="60"/>
+      <w:ind w:left="120" w:right="120"/>
+    </w:pPr>
+    <w:rPr>
+      <w:color w:val="2A2A2A"/>
+    </w:rPr>
+  </w:style>
+  <w:style w:customStyle="1" w:styleId="CalloutCaution" w:type="paragraph">
+    <w:name w:val="CalloutCaution"/>
+    <w:basedOn w:val="BodyText"/>
+    <w:pPr>
+      <w:shd w:color="auto" w:fill="F9EAE8" w:val="clear"/>
+      <w:pBdr>
+        <w:top w:color="C9D4E0" w:space="6" w:sz="4" w:val="single"/>
+        <w:left w:color="C0392B" w:space="6" w:sz="24" w:val="single"/>
+        <w:bottom w:color="C9D4E0" w:space="6" w:sz="4" w:val="single"/>
+        <w:right w:color="C9D4E0" w:space="6" w:sz="4" w:val="single"/>
+      </w:pBdr>
+      <w:spacing w:after="60" w:before="60"/>
+      <w:ind w:left="120" w:right="120"/>
+    </w:pPr>
+    <w:rPr>
+      <w:color w:val="2A2A2A"/>
+    </w:rPr>
+  </w:style>
+  <w:style w:customStyle="1" w:styleId="ExecSummary" w:type="paragraph">
+    <w:name w:val="ExecSummary"/>
+    <w:basedOn w:val="BodyText"/>
+    <w:pPr>
+      <w:shd w:color="auto" w:fill="EDF3F9" w:val="clear"/>
+      <w:pBdr>
+        <w:top w:color="C9D4E0" w:space="6" w:sz="4" w:val="single"/>
+        <w:left w:color="1F3A5F" w:space="6" w:sz="24" w:val="single"/>
+        <w:bottom w:color="C9D4E0" w:space="6" w:sz="4" w:val="single"/>
+        <w:right w:color="C9D4E0" w:space="6" w:sz="4" w:val="single"/>
+      </w:pBdr>
+      <w:spacing w:after="60" w:before="60"/>
+      <w:ind w:left="120" w:right="120"/>
+    </w:pPr>
+    <w:rPr>
+      <w:color w:val="2A2A2A"/>
+    </w:rPr>
+  </w:style>
+  <w:style w:customStyle="1" w:styleId="FouoBanner" w:type="paragraph">
+    <w:name w:val="FouoBanner"/>
+    <w:basedOn w:val="Normal"/>
+    <w:pPr>
+      <w:shd w:color="auto" w:fill="F9EAE8" w:val="clear"/>
+      <w:jc w:val="center"/>
+      <w:spacing w:after="60" w:before="60"/>
+      <w:ind w:left="120" w:right="120"/>
+    </w:pPr>
+    <w:rPr>
+      <w:b/>
+      <w:color w:val="C0392B"/>
     </w:rPr>
   </w:style>
   <w:style w:type="character" w:customStyle="1" w:styleId="KeywordTok">
